--- a/docs/DINO-Seg新图识别使用说明.docx
+++ b/docs/DINO-Seg新图识别使用说明.docx
@@ -610,6 +610,24 @@
           <w:rFonts w:eastAsia="宋体"/>
         </w:rPr>
         <w:t>内容：无人机正射影像（与训练数据同源效果最好）。影像边缘的黑边填充区会被自动剔除。</w:t>
+      </w:r>
+    </w:p>
+    <w:p>
+      <w:pPr>
+        <w:pStyle w:val="ListBullet"/>
+      </w:pPr>
+      <w:r>
+        <w:rPr>
+          <w:b/>
+          <w:rFonts w:eastAsia="宋体"/>
+        </w:rPr>
+        <w:t xml:space="preserve">大场景建议: </w:t>
+      </w:r>
+      <w:r>
+        <w:rPr>
+          <w:rFonts w:eastAsia="宋体"/>
+        </w:rPr>
+        <w:t>整幅村级正射大图请直接用附录 A 命令⑤ predict_village.py 一条龙（自动按 1024 训练分辨率切块、拼回、上色、按比例尺算面积），无需手动切块。</w:t>
       </w:r>
     </w:p>
     <w:p>
@@ -3136,6 +3154,33 @@
         </w:rPr>
         <w:t>python scripts/eval.py --datasets datasets/ --ckpt runs/dinoseg/best.pt --split test</w:t>
       </w:r>
+      <w:r>
+        <w:br/>
+        <w:br/>
+      </w:r>
+      <w:r>
+        <w:rPr>
+          <w:rFonts w:ascii="Consolas" w:hAnsi="Consolas" w:eastAsia="宋体"/>
+          <w:sz w:val="19"/>
+        </w:rPr>
+        <w:t># ⑤ 整幅大图一条龙 (切块→识别→拼回→上色→面积, 编号已转为 0=背景/1..10=要素)</w:t>
+      </w:r>
+      <w:r>
+        <w:rPr>
+          <w:rFonts w:ascii="Consolas" w:hAnsi="Consolas" w:eastAsia="宋体"/>
+          <w:sz w:val="19"/>
+        </w:rPr>
+        <w:br/>
+        <w:t>python scripts/predict_village.py --image 大图.jpg \</w:t>
+        <w:br/>
+      </w:r>
+      <w:r>
+        <w:rPr>
+          <w:rFonts w:ascii="Consolas" w:hAnsi="Consolas" w:eastAsia="宋体"/>
+          <w:sz w:val="19"/>
+        </w:rPr>
+        <w:t xml:space="preserve">    --ckpt runs/dinoseg/best.pt --out runs/pred_village --scale 120</w:t>
+      </w:r>
     </w:p>
     <w:p>
       <w:pPr>
